--- a/test/docx/golden/lists_div_bullets.docx
+++ b/test/docx/golden/lists_div_bullets.docx
@@ -24,7 +24,7 @@
         <w:t xml:space="preserve">two</w:t>
       </w:r>
     </w:p>
-    <w:bookmarkStart w:id="9" w:name="refs"/>
+    <w:bookmarkStart w:id="9" w:name="_refs"/>
     <w:p>
       <w:pPr>
         <w:pStyle w:val="Heading1"/>

--- a/test/docx/golden/lists_div_bullets.docx
+++ b/test/docx/golden/lists_div_bullets.docx
@@ -4,6 +4,7 @@
   <w:body>
     <w:p>
       <w:pPr>
+        <w:pStyle w:val="FirstParagraph"/>
         <w:numPr>
           <w:ilvl w:val="0"/>
           <w:numId w:val="1001"/>
@@ -15,6 +16,7 @@
     </w:p>
     <w:p>
       <w:pPr>
+        <w:pStyle w:val="BodyText"/>
         <w:numPr>
           <w:ilvl w:val="0"/>
           <w:numId w:val="1000"/>
